--- a/Manuals/03_Chinese/07_Set_Ecosystem_Tutorial.docx
+++ b/Manuals/03_Chinese/07_Set_Ecosystem_Tutorial.docx
@@ -897,7 +897,7 @@
         <w:pStyle w:val="ListBullet"/>
       </w:pPr>
       <w:r>
-        <w:t>先用 01–05 baseline，分别测试 BUY/SELL。</w:t>
+        <w:t>按类别和品种浏览：每个品种包含 11 种系统类型（01_SLTP 至 11_SIGNAL_ONLY），每个方向一个 set（BUY/SELL；统一网格为 BOTH），入场有两种变体——MULTI 在单一轴上竞争指标 0–10，ICHIMOKU 有独立文件。</w:t>
       </w:r>
     </w:p>
     <w:p>
@@ -905,7 +905,7 @@
         <w:pStyle w:val="ListBullet"/>
       </w:pPr>
       <w:r>
-        <w:t>06 用于单轴研究。</w:t>
+        <w:t>第 1 阶段是区域发现：直接用原样的 set 运行遗传优化——完整的入场组（指标、方法、时间框架、applied price、周期）、系统的出场以及过滤器开关，一次全部打开。</w:t>
       </w:r>
     </w:p>
     <w:p>
@@ -913,7 +913,7 @@
         <w:pStyle w:val="ListBullet"/>
       </w:pPr>
       <w:r>
-        <w:t>07 入场、08 过滤、09 风险、10 出场。</w:t>
+        <w:t>从后续轮次起，锁定（Y→N）上一阶段已决定的“文字型”输入——枚举和布尔值——只保留数值型开放；过滤器的细调只有在其开关存活为开启时才进入。</w:t>
       </w:r>
     </w:p>
     <w:p>
@@ -921,7 +921,7 @@
         <w:pStyle w:val="ListBullet"/>
       </w:pPr>
       <w:r>
-        <w:t>依次执行 IS、OOS 与 forward demo。</w:t>
+        <w:t>ATR 入场过滤器（EntradaATR）只存在于网格系统；其他系统中它按设计保持关闭。</w:t>
       </w:r>
     </w:p>
     <w:p>
@@ -929,7 +929,7 @@
         <w:pStyle w:val="ListBullet"/>
       </w:pPr>
       <w:r>
-        <w:t>检查 Status、RelativePath 与 SHA256。</w:t>
+        <w:t>用真实 tick 验证胜出者：由与 OHLC 的偏差和样本外保持率决定，绝不是样本内利润。</w:t>
       </w:r>
     </w:p>
     <w:p>
@@ -937,7 +937,7 @@
         <w:pStyle w:val="ListBullet"/>
       </w:pPr>
       <w:r>
-        <w:t>只有明确 USE 才代表指定环境可用。</w:t>
+        <w:t>真实 tick 之后，把仓位模式切换为 Percentage 再跑一次：只有同样通过才晋级——set 最终也应以该模式交易。</w:t>
       </w:r>
     </w:p>
     <w:p>
